--- a/The Modeling Academy Website/Documentation/ST10517860_Final Proposal_WEDE5020.docx
+++ b/The Modeling Academy Website/Documentation/ST10517860_Final Proposal_WEDE5020.docx
@@ -3157,8 +3157,6 @@
         </w:rPr>
         <w:t>tions about the academy, programs</w:t>
       </w:r>
-      <w:bookmarkStart w:id="16" w:name="_GoBack"/>
-      <w:bookmarkEnd w:id="16"/>
       <w:r>
         <w:rPr>
           <w:rFonts w:ascii="Times New Roman" w:hAnsi="Times New Roman" w:cs="Times New Roman"/>
@@ -3360,9 +3358,9 @@
           <w:u w:val="single"/>
         </w:rPr>
       </w:pPr>
-      <w:bookmarkStart w:id="17" w:name="_Toc237524414"/>
-      <w:bookmarkStart w:id="18" w:name="_Toc237524439"/>
-      <w:bookmarkStart w:id="19" w:name="_Toc237526084"/>
+      <w:bookmarkStart w:id="16" w:name="_Toc237524414"/>
+      <w:bookmarkStart w:id="17" w:name="_Toc237524439"/>
+      <w:bookmarkStart w:id="18" w:name="_Toc237526084"/>
       <w:r>
         <w:rPr>
           <w:sz w:val="36"/>
@@ -3371,9 +3369,9 @@
         </w:rPr>
         <w:t>Design and User Experience</w:t>
       </w:r>
+      <w:bookmarkEnd w:id="16"/>
       <w:bookmarkEnd w:id="17"/>
       <w:bookmarkEnd w:id="18"/>
-      <w:bookmarkEnd w:id="19"/>
     </w:p>
     <w:p>
       <w:pPr>
@@ -3808,7 +3806,6 @@
     </w:p>
     <w:p>
       <w:pPr>
-        <w:pStyle w:val="ListParagraph"/>
         <w:spacing w:before="100" w:beforeAutospacing="1" w:after="100" w:afterAutospacing="1" w:line="240" w:lineRule="auto"/>
         <w:rPr>
           <w:rStyle w:val="Strong"/>
@@ -3852,46 +3849,7 @@
     </w:p>
     <w:p>
       <w:pPr>
-        <w:pStyle w:val="ListParagraph"/>
         <w:spacing w:before="100" w:beforeAutospacing="1" w:after="100" w:afterAutospacing="1" w:line="240" w:lineRule="auto"/>
-        <w:rPr>
-          <w:rFonts w:ascii="Times New Roman" w:eastAsia="Times New Roman" w:hAnsi="Times New Roman" w:cs="Times New Roman"/>
-          <w:sz w:val="24"/>
-          <w:szCs w:val="24"/>
-        </w:rPr>
-      </w:pPr>
-    </w:p>
-    <w:p>
-      <w:pPr>
-        <w:pStyle w:val="ListParagraph"/>
-        <w:spacing w:before="100" w:beforeAutospacing="1" w:after="100" w:afterAutospacing="1" w:line="240" w:lineRule="auto"/>
-        <w:rPr>
-          <w:rFonts w:ascii="Times New Roman" w:eastAsia="Times New Roman" w:hAnsi="Times New Roman" w:cs="Times New Roman"/>
-          <w:sz w:val="24"/>
-          <w:szCs w:val="24"/>
-        </w:rPr>
-      </w:pPr>
-      <w:r>
-        <w:rPr>
-          <w:rStyle w:val="Strong"/>
-          <w:rFonts w:ascii="Times New Roman" w:hAnsi="Times New Roman" w:cs="Times New Roman"/>
-          <w:sz w:val="28"/>
-          <w:szCs w:val="28"/>
-        </w:rPr>
-        <w:t>Sitemap</w:t>
-      </w:r>
-      <w:r>
-        <w:br/>
-      </w:r>
-      <w:r>
-        <w:rPr>
-          <w:rFonts w:ascii="Times New Roman" w:hAnsi="Times New Roman" w:cs="Times New Roman"/>
-          <w:sz w:val="24"/>
-          <w:szCs w:val="24"/>
-        </w:rPr>
-        <w:t xml:space="preserve">The sitemap was created using Figma to show the structure and navigation between the website pages </w:t>
-      </w:r>
-      <w:r>
         <w:rPr>
           <w:rStyle w:val="Strong"/>
           <w:rFonts w:ascii="Times New Roman" w:hAnsi="Times New Roman" w:cs="Times New Roman"/>
@@ -3899,6 +3857,91 @@
           <w:sz w:val="24"/>
           <w:szCs w:val="24"/>
         </w:rPr>
+      </w:pPr>
+      <w:r>
+        <w:rPr>
+          <w:noProof/>
+        </w:rPr>
+        <w:drawing>
+          <wp:inline distT="0" distB="0" distL="0" distR="0">
+            <wp:extent cx="5943600" cy="4532630"/>
+            <wp:effectExtent l="0" t="0" r="0" b="1270"/>
+            <wp:docPr id="4" name="Picture 4"/>
+            <wp:cNvGraphicFramePr>
+              <a:graphicFrameLocks xmlns:a="http://schemas.openxmlformats.org/drawingml/2006/main" noChangeAspect="1"/>
+            </wp:cNvGraphicFramePr>
+            <a:graphic xmlns:a="http://schemas.openxmlformats.org/drawingml/2006/main">
+              <a:graphicData uri="http://schemas.openxmlformats.org/drawingml/2006/picture">
+                <pic:pic xmlns:pic="http://schemas.openxmlformats.org/drawingml/2006/picture">
+                  <pic:nvPicPr>
+                    <pic:cNvPr id="4" name="Screenshot 2026-09-16 103815.png"/>
+                    <pic:cNvPicPr/>
+                  </pic:nvPicPr>
+                  <pic:blipFill>
+                    <a:blip r:embed="rId11">
+                      <a:extLst>
+                        <a:ext uri="{28A0092B-C50C-407E-A947-70E740481C1C}">
+                          <a14:useLocalDpi xmlns:a14="http://schemas.microsoft.com/office/drawing/2010/main" val="0"/>
+                        </a:ext>
+                      </a:extLst>
+                    </a:blip>
+                    <a:stretch>
+                      <a:fillRect/>
+                    </a:stretch>
+                  </pic:blipFill>
+                  <pic:spPr>
+                    <a:xfrm>
+                      <a:off x="0" y="0"/>
+                      <a:ext cx="5943600" cy="4532630"/>
+                    </a:xfrm>
+                    <a:prstGeom prst="rect">
+                      <a:avLst/>
+                    </a:prstGeom>
+                  </pic:spPr>
+                </pic:pic>
+              </a:graphicData>
+            </a:graphic>
+          </wp:inline>
+        </w:drawing>
+      </w:r>
+    </w:p>
+    <w:p>
+      <w:pPr>
+        <w:spacing w:before="100" w:beforeAutospacing="1" w:after="100" w:afterAutospacing="1" w:line="240" w:lineRule="auto"/>
+        <w:rPr>
+          <w:rFonts w:ascii="Times New Roman" w:eastAsia="Times New Roman" w:hAnsi="Times New Roman" w:cs="Times New Roman"/>
+          <w:sz w:val="24"/>
+          <w:szCs w:val="24"/>
+        </w:rPr>
+      </w:pPr>
+      <w:r>
+        <w:rPr>
+          <w:rStyle w:val="Strong"/>
+          <w:rFonts w:ascii="Times New Roman" w:hAnsi="Times New Roman" w:cs="Times New Roman"/>
+          <w:sz w:val="28"/>
+          <w:szCs w:val="28"/>
+        </w:rPr>
+        <w:t>Sitemap</w:t>
+      </w:r>
+      <w:r>
+        <w:br/>
+      </w:r>
+      <w:r>
+        <w:rPr>
+          <w:rFonts w:ascii="Times New Roman" w:hAnsi="Times New Roman" w:cs="Times New Roman"/>
+          <w:sz w:val="24"/>
+          <w:szCs w:val="24"/>
+        </w:rPr>
+        <w:t xml:space="preserve">The sitemap was created using Figma to show the structure and navigation between the website pages </w:t>
+      </w:r>
+      <w:r>
+        <w:rPr>
+          <w:rStyle w:val="Strong"/>
+          <w:rFonts w:ascii="Times New Roman" w:hAnsi="Times New Roman" w:cs="Times New Roman"/>
+          <w:b w:val="0"/>
+          <w:sz w:val="24"/>
+          <w:szCs w:val="24"/>
+        </w:rPr>
         <w:t>(Figma, 2026).</w:t>
       </w:r>
     </w:p>
@@ -3916,6 +3959,7 @@
           <w:sz w:val="28"/>
           <w:szCs w:val="28"/>
         </w:rPr>
+        <w:lastRenderedPageBreak/>
         <w:drawing>
           <wp:inline distT="0" distB="0" distL="0" distR="0">
             <wp:extent cx="5943600" cy="3727450"/>
@@ -3932,7 +3976,7 @@
                     <pic:cNvPicPr/>
                   </pic:nvPicPr>
                   <pic:blipFill>
-                    <a:blip r:embed="rId11">
+                    <a:blip r:embed="rId12">
                       <a:extLst>
                         <a:ext uri="{28A0092B-C50C-407E-A947-70E740481C1C}">
                           <a14:useLocalDpi xmlns:a14="http://schemas.microsoft.com/office/drawing/2010/main" val="0"/>
@@ -3972,9 +4016,9 @@
           <w:u w:val="single"/>
         </w:rPr>
       </w:pPr>
-      <w:bookmarkStart w:id="20" w:name="_Toc237524415"/>
-      <w:bookmarkStart w:id="21" w:name="_Toc237524440"/>
-      <w:bookmarkStart w:id="22" w:name="_Toc237526085"/>
+      <w:bookmarkStart w:id="19" w:name="_Toc237524415"/>
+      <w:bookmarkStart w:id="20" w:name="_Toc237524440"/>
+      <w:bookmarkStart w:id="21" w:name="_Toc237526085"/>
       <w:r>
         <w:rPr>
           <w:sz w:val="36"/>
@@ -3983,9 +4027,9 @@
         </w:rPr>
         <w:t>Technical Requirements</w:t>
       </w:r>
+      <w:bookmarkEnd w:id="19"/>
       <w:bookmarkEnd w:id="20"/>
       <w:bookmarkEnd w:id="21"/>
-      <w:bookmarkEnd w:id="22"/>
     </w:p>
     <w:p>
       <w:pPr>
@@ -4154,9 +4198,9 @@
           <w:u w:val="single"/>
         </w:rPr>
       </w:pPr>
-      <w:bookmarkStart w:id="23" w:name="_Toc237524416"/>
-      <w:bookmarkStart w:id="24" w:name="_Toc237524441"/>
-      <w:bookmarkStart w:id="25" w:name="_Toc237526086"/>
+      <w:bookmarkStart w:id="22" w:name="_Toc237524416"/>
+      <w:bookmarkStart w:id="23" w:name="_Toc237524441"/>
+      <w:bookmarkStart w:id="24" w:name="_Toc237526086"/>
       <w:r>
         <w:rPr>
           <w:sz w:val="36"/>
@@ -4165,9 +4209,9 @@
         </w:rPr>
         <w:t>Timeline</w:t>
       </w:r>
+      <w:bookmarkEnd w:id="22"/>
       <w:bookmarkEnd w:id="23"/>
       <w:bookmarkEnd w:id="24"/>
-      <w:bookmarkEnd w:id="25"/>
     </w:p>
     <w:p>
       <w:pPr>
@@ -4198,85 +4242,85 @@
           <w:sz w:val="28"/>
           <w:szCs w:val="28"/>
         </w:rPr>
+        <w:t>Research and planning</w:t>
+      </w:r>
+    </w:p>
+    <w:p>
+      <w:pPr>
+        <w:pStyle w:val="NormalWeb"/>
+        <w:rPr>
+          <w:sz w:val="28"/>
+          <w:szCs w:val="28"/>
+        </w:rPr>
+      </w:pPr>
+      <w:r>
+        <w:rPr>
+          <w:sz w:val="28"/>
+          <w:szCs w:val="28"/>
+        </w:rPr>
+        <w:t>Week 2</w:t>
+      </w:r>
+      <w:r>
+        <w:rPr>
+          <w:sz w:val="28"/>
+          <w:szCs w:val="28"/>
+        </w:rPr>
+        <w:t>-3</w:t>
+      </w:r>
+    </w:p>
+    <w:p>
+      <w:pPr>
+        <w:pStyle w:val="NormalWeb"/>
+        <w:rPr>
+          <w:sz w:val="28"/>
+          <w:szCs w:val="28"/>
+        </w:rPr>
+      </w:pPr>
+      <w:r>
+        <w:rPr>
+          <w:sz w:val="28"/>
+          <w:szCs w:val="28"/>
+        </w:rPr>
+        <w:t>Wireframes and content collection</w:t>
+      </w:r>
+    </w:p>
+    <w:p>
+      <w:pPr>
+        <w:pStyle w:val="NormalWeb"/>
+        <w:rPr>
+          <w:sz w:val="28"/>
+          <w:szCs w:val="28"/>
+        </w:rPr>
+      </w:pPr>
+      <w:r>
+        <w:rPr>
+          <w:sz w:val="28"/>
+          <w:szCs w:val="28"/>
+        </w:rPr>
+        <w:t>Week 3</w:t>
+      </w:r>
+      <w:r>
+        <w:rPr>
+          <w:sz w:val="28"/>
+          <w:szCs w:val="28"/>
+        </w:rPr>
+        <w:t>-4</w:t>
+      </w:r>
+    </w:p>
+    <w:p>
+      <w:pPr>
+        <w:pStyle w:val="NormalWeb"/>
+        <w:rPr>
+          <w:sz w:val="28"/>
+          <w:szCs w:val="28"/>
+        </w:rPr>
+      </w:pPr>
+      <w:r>
+        <w:rPr>
+          <w:sz w:val="28"/>
+          <w:szCs w:val="28"/>
+        </w:rPr>
         <w:lastRenderedPageBreak/>
-        <w:t>Research and planning</w:t>
-      </w:r>
-    </w:p>
-    <w:p>
-      <w:pPr>
-        <w:pStyle w:val="NormalWeb"/>
-        <w:rPr>
-          <w:sz w:val="28"/>
-          <w:szCs w:val="28"/>
-        </w:rPr>
-      </w:pPr>
-      <w:r>
-        <w:rPr>
-          <w:sz w:val="28"/>
-          <w:szCs w:val="28"/>
-        </w:rPr>
-        <w:t>Week 2</w:t>
-      </w:r>
-      <w:r>
-        <w:rPr>
-          <w:sz w:val="28"/>
-          <w:szCs w:val="28"/>
-        </w:rPr>
-        <w:t>-3</w:t>
-      </w:r>
-    </w:p>
-    <w:p>
-      <w:pPr>
-        <w:pStyle w:val="NormalWeb"/>
-        <w:rPr>
-          <w:sz w:val="28"/>
-          <w:szCs w:val="28"/>
-        </w:rPr>
-      </w:pPr>
-      <w:r>
-        <w:rPr>
-          <w:sz w:val="28"/>
-          <w:szCs w:val="28"/>
-        </w:rPr>
-        <w:t>Wireframes and content collection</w:t>
-      </w:r>
-    </w:p>
-    <w:p>
-      <w:pPr>
-        <w:pStyle w:val="NormalWeb"/>
-        <w:rPr>
-          <w:sz w:val="28"/>
-          <w:szCs w:val="28"/>
-        </w:rPr>
-      </w:pPr>
-      <w:r>
-        <w:rPr>
-          <w:sz w:val="28"/>
-          <w:szCs w:val="28"/>
-        </w:rPr>
-        <w:t>Week 3</w:t>
-      </w:r>
-      <w:r>
-        <w:rPr>
-          <w:sz w:val="28"/>
-          <w:szCs w:val="28"/>
-        </w:rPr>
-        <w:t>-4</w:t>
-      </w:r>
-    </w:p>
-    <w:p>
-      <w:pPr>
-        <w:pStyle w:val="NormalWeb"/>
-        <w:rPr>
-          <w:sz w:val="28"/>
-          <w:szCs w:val="28"/>
-        </w:rPr>
-      </w:pPr>
-      <w:r>
-        <w:rPr>
-          <w:sz w:val="28"/>
-          <w:szCs w:val="28"/>
-        </w:rPr>
         <w:t>HTML development</w:t>
       </w:r>
     </w:p>
@@ -4357,9 +4401,9 @@
           <w:u w:val="single"/>
         </w:rPr>
       </w:pPr>
-      <w:bookmarkStart w:id="26" w:name="_Toc237524417"/>
-      <w:bookmarkStart w:id="27" w:name="_Toc237524442"/>
-      <w:bookmarkStart w:id="28" w:name="_Toc237526087"/>
+      <w:bookmarkStart w:id="25" w:name="_Toc237524417"/>
+      <w:bookmarkStart w:id="26" w:name="_Toc237524442"/>
+      <w:bookmarkStart w:id="27" w:name="_Toc237526087"/>
       <w:r>
         <w:rPr>
           <w:sz w:val="36"/>
@@ -4368,9 +4412,9 @@
         </w:rPr>
         <w:t>Estimated Budget</w:t>
       </w:r>
+      <w:bookmarkEnd w:id="25"/>
       <w:bookmarkEnd w:id="26"/>
       <w:bookmarkEnd w:id="27"/>
-      <w:bookmarkEnd w:id="28"/>
     </w:p>
     <w:tbl>
       <w:tblPr>
@@ -4833,9 +4877,9 @@
       <w:r>
         <w:br w:type="page"/>
       </w:r>
-      <w:bookmarkStart w:id="29" w:name="_Toc237524418"/>
-      <w:bookmarkStart w:id="30" w:name="_Toc237524443"/>
-      <w:bookmarkStart w:id="31" w:name="_Toc237526088"/>
+      <w:bookmarkStart w:id="28" w:name="_Toc237524418"/>
+      <w:bookmarkStart w:id="29" w:name="_Toc237524443"/>
+      <w:bookmarkStart w:id="30" w:name="_Toc237526088"/>
       <w:r>
         <w:rPr>
           <w:sz w:val="36"/>
@@ -4845,9 +4889,9 @@
         <w:lastRenderedPageBreak/>
         <w:t>References</w:t>
       </w:r>
+      <w:bookmarkEnd w:id="28"/>
       <w:bookmarkEnd w:id="29"/>
       <w:bookmarkEnd w:id="30"/>
-      <w:bookmarkEnd w:id="31"/>
     </w:p>
     <w:p>
       <w:pPr>
@@ -4869,7 +4913,7 @@
       <w:r>
         <w:t xml:space="preserve">. Available at: </w:t>
       </w:r>
-      <w:hyperlink r:id="rId12" w:history="1">
+      <w:hyperlink r:id="rId13" w:history="1">
         <w:r>
           <w:rPr>
             <w:rStyle w:val="Hyperlink"/>
@@ -4901,7 +4945,7 @@
       <w:r>
         <w:t xml:space="preserve">. Available at: </w:t>
       </w:r>
-      <w:hyperlink r:id="rId13" w:history="1">
+      <w:hyperlink r:id="rId14" w:history="1">
         <w:r>
           <w:rPr>
             <w:rStyle w:val="Hyperlink"/>
@@ -4933,7 +4977,7 @@
       <w:r>
         <w:t xml:space="preserve">. Available at: </w:t>
       </w:r>
-      <w:hyperlink r:id="rId14" w:history="1">
+      <w:hyperlink r:id="rId15" w:history="1">
         <w:r>
           <w:rPr>
             <w:rStyle w:val="Hyperlink"/>
@@ -4965,7 +5009,7 @@
       <w:r>
         <w:t xml:space="preserve">. Available at: </w:t>
       </w:r>
-      <w:hyperlink r:id="rId15" w:history="1">
+      <w:hyperlink r:id="rId16" w:history="1">
         <w:r>
           <w:rPr>
             <w:rStyle w:val="Hyperlink"/>
@@ -4997,7 +5041,7 @@
       <w:r>
         <w:t xml:space="preserve">. Available at: </w:t>
       </w:r>
-      <w:hyperlink r:id="rId16" w:history="1">
+      <w:hyperlink r:id="rId17" w:history="1">
         <w:r>
           <w:rPr>
             <w:rStyle w:val="Hyperlink"/>
@@ -5029,7 +5073,7 @@
       <w:r>
         <w:t xml:space="preserve">. Available at: </w:t>
       </w:r>
-      <w:hyperlink r:id="rId17" w:history="1">
+      <w:hyperlink r:id="rId18" w:history="1">
         <w:r>
           <w:rPr>
             <w:rStyle w:val="Hyperlink"/>
@@ -5086,6 +5130,8 @@
       <w:r>
         <w:t>The modelling images used on the website were generated using ChatGPT (OpenAI, 2026) and were used for educational and design purposes as part of the WEDE5020 project.</w:t>
       </w:r>
+      <w:bookmarkStart w:id="31" w:name="_GoBack"/>
+      <w:bookmarkEnd w:id="31"/>
     </w:p>
     <w:p>
       <w:pPr>
@@ -5122,16 +5168,139 @@
       </w:r>
     </w:p>
     <w:p>
-      <w:hyperlink r:id="rId18" w:history="1">
+      <w:pPr>
+        <w:rPr>
+          <w:rFonts w:ascii="Times New Roman" w:hAnsi="Times New Roman" w:cs="Times New Roman"/>
+          <w:sz w:val="28"/>
+          <w:szCs w:val="28"/>
+          <w:lang w:val="en-GB"/>
+        </w:rPr>
+      </w:pPr>
+      <w:hyperlink r:id="rId19" w:history="1">
         <w:r>
           <w:rPr>
             <w:rStyle w:val="Hyperlink"/>
+            <w:rFonts w:ascii="Times New Roman" w:hAnsi="Times New Roman" w:cs="Times New Roman"/>
+            <w:sz w:val="28"/>
+            <w:szCs w:val="28"/>
           </w:rPr>
           <w:t>https://github.com/OwamMtebeni/The-Modeling-Academy</w:t>
         </w:r>
       </w:hyperlink>
     </w:p>
-    <w:p/>
+    <w:p>
+      <w:pPr>
+        <w:pStyle w:val="Heading3"/>
+        <w:rPr>
+          <w:sz w:val="36"/>
+          <w:szCs w:val="36"/>
+        </w:rPr>
+      </w:pPr>
+      <w:r>
+        <w:rPr>
+          <w:sz w:val="36"/>
+          <w:szCs w:val="36"/>
+          <w:lang w:val="en-GB"/>
+        </w:rPr>
+        <w:t>Figma</w:t>
+      </w:r>
+      <w:r>
+        <w:rPr>
+          <w:sz w:val="36"/>
+          <w:szCs w:val="36"/>
+        </w:rPr>
+        <w:t xml:space="preserve"> link</w:t>
+      </w:r>
+    </w:p>
+    <w:p>
+      <w:pPr>
+        <w:rPr>
+          <w:rFonts w:ascii="Times New Roman" w:hAnsi="Times New Roman" w:cs="Times New Roman"/>
+          <w:sz w:val="28"/>
+          <w:szCs w:val="28"/>
+        </w:rPr>
+      </w:pPr>
+      <w:r>
+        <w:rPr>
+          <w:rFonts w:ascii="Times New Roman" w:hAnsi="Times New Roman" w:cs="Times New Roman"/>
+          <w:sz w:val="28"/>
+          <w:szCs w:val="28"/>
+        </w:rPr>
+        <w:t>Wireframe:</w:t>
+      </w:r>
+      <w:r>
+        <w:t xml:space="preserve"> </w:t>
+      </w:r>
+      <w:hyperlink r:id="rId20" w:history="1">
+        <w:r>
+          <w:rPr>
+            <w:rStyle w:val="Hyperlink"/>
+            <w:rFonts w:ascii="Times New Roman" w:hAnsi="Times New Roman" w:cs="Times New Roman"/>
+            <w:sz w:val="28"/>
+            <w:szCs w:val="28"/>
+          </w:rPr>
+          <w:t>https://www.figma.com/make/KEOX9oFqAeN1BQ51RIdYlO/Low-Fidelity-Wireframes?t=o</w:t>
+        </w:r>
+        <w:r>
+          <w:rPr>
+            <w:rStyle w:val="Hyperlink"/>
+            <w:rFonts w:ascii="Times New Roman" w:hAnsi="Times New Roman" w:cs="Times New Roman"/>
+            <w:sz w:val="28"/>
+            <w:szCs w:val="28"/>
+          </w:rPr>
+          <w:t>d</w:t>
+        </w:r>
+        <w:r>
+          <w:rPr>
+            <w:rStyle w:val="Hyperlink"/>
+            <w:rFonts w:ascii="Times New Roman" w:hAnsi="Times New Roman" w:cs="Times New Roman"/>
+            <w:sz w:val="28"/>
+            <w:szCs w:val="28"/>
+          </w:rPr>
+          <w:t>Zgg1KfRytlAaaQ-1</w:t>
+        </w:r>
+      </w:hyperlink>
+    </w:p>
+    <w:p>
+      <w:pPr>
+        <w:rPr>
+          <w:rFonts w:ascii="Times New Roman" w:hAnsi="Times New Roman" w:cs="Times New Roman"/>
+          <w:sz w:val="28"/>
+          <w:szCs w:val="28"/>
+        </w:rPr>
+      </w:pPr>
+      <w:r>
+        <w:rPr>
+          <w:rFonts w:ascii="Times New Roman" w:hAnsi="Times New Roman" w:cs="Times New Roman"/>
+          <w:sz w:val="28"/>
+          <w:szCs w:val="28"/>
+        </w:rPr>
+        <w:t>Sitemap:</w:t>
+      </w:r>
+      <w:r>
+        <w:t xml:space="preserve"> </w:t>
+      </w:r>
+      <w:hyperlink r:id="rId21" w:history="1">
+        <w:r>
+          <w:rPr>
+            <w:rStyle w:val="Hyperlink"/>
+            <w:rFonts w:ascii="Times New Roman" w:hAnsi="Times New Roman" w:cs="Times New Roman"/>
+            <w:sz w:val="28"/>
+            <w:szCs w:val="28"/>
+          </w:rPr>
+          <w:t>https://www.figma.com/make/jUzwLsbg8kU47ERXGPyYnA/WEDE5020-SiteMap?t=odZgg1KfRytlAaaQ-1</w:t>
+        </w:r>
+      </w:hyperlink>
+    </w:p>
+    <w:p>
+      <w:pPr>
+        <w:rPr>
+          <w:rFonts w:ascii="Times New Roman" w:hAnsi="Times New Roman" w:cs="Times New Roman"/>
+          <w:sz w:val="28"/>
+          <w:szCs w:val="28"/>
+        </w:rPr>
+      </w:pPr>
+    </w:p>
     <w:sectPr>
       <w:pgSz w:w="12240" w:h="15840"/>
       <w:pgMar w:top="1440" w:right="1440" w:bottom="1440" w:left="1440" w:header="720" w:footer="720" w:gutter="0"/>
@@ -10015,6 +10184,18 @@
     <w:uiPriority w:val="99"/>
     <w:rsid w:val="001706A3"/>
   </w:style>
+  <w:style w:type="character" w:styleId="FollowedHyperlink">
+    <w:name w:val="FollowedHyperlink"/>
+    <w:basedOn w:val="DefaultParagraphFont"/>
+    <w:uiPriority w:val="99"/>
+    <w:semiHidden/>
+    <w:unhideWhenUsed/>
+    <w:rsid w:val="007673AE"/>
+    <w:rPr>
+      <w:color w:val="954F72" w:themeColor="followedHyperlink"/>
+      <w:u w:val="single"/>
+    </w:rPr>
+  </w:style>
 </w:styles>
 </file>
 
@@ -10303,7 +10484,7 @@
 </file>
 
 <file path=customXml/itemProps2.xml><?xml version="1.0" encoding="utf-8"?>
-<ds:datastoreItem xmlns:ds="http://schemas.openxmlformats.org/officeDocument/2006/customXml" ds:itemID="{9476782A-6E2F-4221-B9DE-36A8BF571427}">
+<ds:datastoreItem xmlns:ds="http://schemas.openxmlformats.org/officeDocument/2006/customXml" ds:itemID="{BCB95A04-57E0-489F-B3FB-48771524AC36}">
   <ds:schemaRefs>
     <ds:schemaRef ds:uri="http://schemas.openxmlformats.org/officeDocument/2006/bibliography"/>
   </ds:schemaRefs>

--- a/The Modeling Academy Website/Documentation/ST10517860_Final Proposal_WEDE5020.docx
+++ b/The Modeling Academy Website/Documentation/ST10517860_Final Proposal_WEDE5020.docx
@@ -3375,55 +3375,27 @@
     </w:p>
     <w:p>
       <w:pPr>
-        <w:spacing w:before="100" w:beforeAutospacing="1" w:after="100" w:afterAutospacing="1" w:line="240" w:lineRule="auto"/>
-        <w:rPr>
-          <w:rFonts w:ascii="Times New Roman" w:eastAsia="Times New Roman" w:hAnsi="Times New Roman" w:cs="Times New Roman"/>
-          <w:sz w:val="28"/>
-          <w:szCs w:val="28"/>
-        </w:rPr>
-      </w:pPr>
-      <w:r>
-        <w:rPr>
-          <w:rFonts w:ascii="Times New Roman" w:eastAsia="Times New Roman" w:hAnsi="Times New Roman" w:cs="Times New Roman"/>
-          <w:b/>
-          <w:bCs/>
-          <w:sz w:val="28"/>
-          <w:szCs w:val="28"/>
-        </w:rPr>
-        <w:t>Color</w:t>
-      </w:r>
-      <w:r>
-        <w:rPr>
-          <w:rFonts w:ascii="Times New Roman" w:eastAsia="Times New Roman" w:hAnsi="Times New Roman" w:cs="Times New Roman"/>
-          <w:b/>
-          <w:bCs/>
-          <w:sz w:val="28"/>
-          <w:szCs w:val="28"/>
-        </w:rPr>
-        <w:t xml:space="preserve"> Palette</w:t>
-      </w:r>
-    </w:p>
-    <w:p>
-      <w:pPr>
         <w:pStyle w:val="ListParagraph"/>
         <w:numPr>
           <w:ilvl w:val="0"/>
-          <w:numId w:val="16"/>
+          <w:numId w:val="29"/>
         </w:numPr>
         <w:spacing w:before="100" w:beforeAutospacing="1" w:after="100" w:afterAutospacing="1" w:line="240" w:lineRule="auto"/>
         <w:rPr>
           <w:rFonts w:ascii="Times New Roman" w:eastAsia="Times New Roman" w:hAnsi="Times New Roman" w:cs="Times New Roman"/>
-          <w:sz w:val="28"/>
-          <w:szCs w:val="28"/>
-        </w:rPr>
-      </w:pPr>
-      <w:r>
-        <w:rPr>
-          <w:rFonts w:ascii="Times New Roman" w:eastAsia="Times New Roman" w:hAnsi="Times New Roman" w:cs="Times New Roman"/>
-          <w:sz w:val="28"/>
-          <w:szCs w:val="28"/>
-        </w:rPr>
-        <w:t xml:space="preserve">Black </w:t>
+          <w:bCs/>
+          <w:sz w:val="28"/>
+          <w:szCs w:val="28"/>
+        </w:rPr>
+      </w:pPr>
+      <w:r>
+        <w:rPr>
+          <w:rFonts w:ascii="Times New Roman" w:eastAsia="Times New Roman" w:hAnsi="Times New Roman" w:cs="Times New Roman"/>
+          <w:bCs/>
+          <w:sz w:val="28"/>
+          <w:szCs w:val="28"/>
+        </w:rPr>
+        <w:t>Black        #1E1B20</w:t>
       </w:r>
     </w:p>
     <w:p>
@@ -3431,22 +3403,24 @@
         <w:pStyle w:val="ListParagraph"/>
         <w:numPr>
           <w:ilvl w:val="0"/>
-          <w:numId w:val="16"/>
+          <w:numId w:val="29"/>
         </w:numPr>
         <w:spacing w:before="100" w:beforeAutospacing="1" w:after="100" w:afterAutospacing="1" w:line="240" w:lineRule="auto"/>
         <w:rPr>
           <w:rFonts w:ascii="Times New Roman" w:eastAsia="Times New Roman" w:hAnsi="Times New Roman" w:cs="Times New Roman"/>
-          <w:sz w:val="28"/>
-          <w:szCs w:val="28"/>
-        </w:rPr>
-      </w:pPr>
-      <w:r>
-        <w:rPr>
-          <w:rFonts w:ascii="Times New Roman" w:eastAsia="Times New Roman" w:hAnsi="Times New Roman" w:cs="Times New Roman"/>
-          <w:sz w:val="28"/>
-          <w:szCs w:val="28"/>
-        </w:rPr>
-        <w:t xml:space="preserve">White </w:t>
+          <w:bCs/>
+          <w:sz w:val="28"/>
+          <w:szCs w:val="28"/>
+        </w:rPr>
+      </w:pPr>
+      <w:r>
+        <w:rPr>
+          <w:rFonts w:ascii="Times New Roman" w:eastAsia="Times New Roman" w:hAnsi="Times New Roman" w:cs="Times New Roman"/>
+          <w:bCs/>
+          <w:sz w:val="28"/>
+          <w:szCs w:val="28"/>
+        </w:rPr>
+        <w:t>Gold         #D4AF37</w:t>
       </w:r>
     </w:p>
     <w:p>
@@ -3454,22 +3428,24 @@
         <w:pStyle w:val="ListParagraph"/>
         <w:numPr>
           <w:ilvl w:val="0"/>
-          <w:numId w:val="16"/>
+          <w:numId w:val="29"/>
         </w:numPr>
         <w:spacing w:before="100" w:beforeAutospacing="1" w:after="100" w:afterAutospacing="1" w:line="240" w:lineRule="auto"/>
         <w:rPr>
           <w:rFonts w:ascii="Times New Roman" w:eastAsia="Times New Roman" w:hAnsi="Times New Roman" w:cs="Times New Roman"/>
-          <w:sz w:val="28"/>
-          <w:szCs w:val="28"/>
-        </w:rPr>
-      </w:pPr>
-      <w:r>
-        <w:rPr>
-          <w:rFonts w:ascii="Times New Roman" w:eastAsia="Times New Roman" w:hAnsi="Times New Roman" w:cs="Times New Roman"/>
-          <w:sz w:val="28"/>
-          <w:szCs w:val="28"/>
-        </w:rPr>
-        <w:t xml:space="preserve">Gold </w:t>
+          <w:bCs/>
+          <w:sz w:val="28"/>
+          <w:szCs w:val="28"/>
+        </w:rPr>
+      </w:pPr>
+      <w:r>
+        <w:rPr>
+          <w:rFonts w:ascii="Times New Roman" w:eastAsia="Times New Roman" w:hAnsi="Times New Roman" w:cs="Times New Roman"/>
+          <w:bCs/>
+          <w:sz w:val="28"/>
+          <w:szCs w:val="28"/>
+        </w:rPr>
+        <w:t>Lavender     #E6DDF5</w:t>
       </w:r>
     </w:p>
     <w:p>
@@ -3477,26 +3453,35 @@
         <w:pStyle w:val="ListParagraph"/>
         <w:numPr>
           <w:ilvl w:val="0"/>
-          <w:numId w:val="16"/>
+          <w:numId w:val="29"/>
         </w:numPr>
         <w:spacing w:before="100" w:beforeAutospacing="1" w:after="100" w:afterAutospacing="1" w:line="240" w:lineRule="auto"/>
         <w:rPr>
           <w:rFonts w:ascii="Times New Roman" w:eastAsia="Times New Roman" w:hAnsi="Times New Roman" w:cs="Times New Roman"/>
-          <w:sz w:val="28"/>
-          <w:szCs w:val="28"/>
-        </w:rPr>
-      </w:pPr>
-      <w:r>
-        <w:rPr>
-          <w:rFonts w:ascii="Times New Roman" w:eastAsia="Times New Roman" w:hAnsi="Times New Roman" w:cs="Times New Roman"/>
-          <w:sz w:val="28"/>
-          <w:szCs w:val="28"/>
-        </w:rPr>
-        <w:t xml:space="preserve">Light Grey </w:t>
-      </w:r>
-    </w:p>
-    <w:p>
-      <w:pPr>
+          <w:bCs/>
+          <w:sz w:val="28"/>
+          <w:szCs w:val="28"/>
+        </w:rPr>
+      </w:pPr>
+      <w:bookmarkStart w:id="19" w:name="_GoBack"/>
+      <w:bookmarkEnd w:id="19"/>
+      <w:r>
+        <w:rPr>
+          <w:rFonts w:ascii="Times New Roman" w:eastAsia="Times New Roman" w:hAnsi="Times New Roman" w:cs="Times New Roman"/>
+          <w:bCs/>
+          <w:sz w:val="28"/>
+          <w:szCs w:val="28"/>
+        </w:rPr>
+        <w:t>Light Lavender #F5F1FA</w:t>
+      </w:r>
+    </w:p>
+    <w:p>
+      <w:pPr>
+        <w:pStyle w:val="ListParagraph"/>
+        <w:numPr>
+          <w:ilvl w:val="0"/>
+          <w:numId w:val="29"/>
+        </w:numPr>
         <w:spacing w:before="100" w:beforeAutospacing="1" w:after="100" w:afterAutospacing="1" w:line="240" w:lineRule="auto"/>
         <w:rPr>
           <w:rFonts w:ascii="Times New Roman" w:eastAsia="Times New Roman" w:hAnsi="Times New Roman" w:cs="Times New Roman"/>
@@ -3507,10 +3492,11 @@
       <w:r>
         <w:rPr>
           <w:rFonts w:ascii="Times New Roman" w:eastAsia="Times New Roman" w:hAnsi="Times New Roman" w:cs="Times New Roman"/>
-          <w:sz w:val="28"/>
-          <w:szCs w:val="28"/>
-        </w:rPr>
-        <w:t>These colours represent elegance, professionalism and luxury.</w:t>
+          <w:bCs/>
+          <w:sz w:val="28"/>
+          <w:szCs w:val="28"/>
+        </w:rPr>
+        <w:t>White        #FFFFFF</w:t>
       </w:r>
     </w:p>
     <w:p>
@@ -4016,9 +4002,9 @@
           <w:u w:val="single"/>
         </w:rPr>
       </w:pPr>
-      <w:bookmarkStart w:id="19" w:name="_Toc237524415"/>
-      <w:bookmarkStart w:id="20" w:name="_Toc237524440"/>
-      <w:bookmarkStart w:id="21" w:name="_Toc237526085"/>
+      <w:bookmarkStart w:id="20" w:name="_Toc237524415"/>
+      <w:bookmarkStart w:id="21" w:name="_Toc237524440"/>
+      <w:bookmarkStart w:id="22" w:name="_Toc237526085"/>
       <w:r>
         <w:rPr>
           <w:sz w:val="36"/>
@@ -4027,9 +4013,9 @@
         </w:rPr>
         <w:t>Technical Requirements</w:t>
       </w:r>
-      <w:bookmarkEnd w:id="19"/>
       <w:bookmarkEnd w:id="20"/>
       <w:bookmarkEnd w:id="21"/>
+      <w:bookmarkEnd w:id="22"/>
     </w:p>
     <w:p>
       <w:pPr>
@@ -4198,9 +4184,9 @@
           <w:u w:val="single"/>
         </w:rPr>
       </w:pPr>
-      <w:bookmarkStart w:id="22" w:name="_Toc237524416"/>
-      <w:bookmarkStart w:id="23" w:name="_Toc237524441"/>
-      <w:bookmarkStart w:id="24" w:name="_Toc237526086"/>
+      <w:bookmarkStart w:id="23" w:name="_Toc237524416"/>
+      <w:bookmarkStart w:id="24" w:name="_Toc237524441"/>
+      <w:bookmarkStart w:id="25" w:name="_Toc237526086"/>
       <w:r>
         <w:rPr>
           <w:sz w:val="36"/>
@@ -4209,9 +4195,9 @@
         </w:rPr>
         <w:t>Timeline</w:t>
       </w:r>
-      <w:bookmarkEnd w:id="22"/>
       <w:bookmarkEnd w:id="23"/>
       <w:bookmarkEnd w:id="24"/>
+      <w:bookmarkEnd w:id="25"/>
     </w:p>
     <w:p>
       <w:pPr>
@@ -4401,9 +4387,9 @@
           <w:u w:val="single"/>
         </w:rPr>
       </w:pPr>
-      <w:bookmarkStart w:id="25" w:name="_Toc237524417"/>
-      <w:bookmarkStart w:id="26" w:name="_Toc237524442"/>
-      <w:bookmarkStart w:id="27" w:name="_Toc237526087"/>
+      <w:bookmarkStart w:id="26" w:name="_Toc237524417"/>
+      <w:bookmarkStart w:id="27" w:name="_Toc237524442"/>
+      <w:bookmarkStart w:id="28" w:name="_Toc237526087"/>
       <w:r>
         <w:rPr>
           <w:sz w:val="36"/>
@@ -4412,9 +4398,9 @@
         </w:rPr>
         <w:t>Estimated Budget</w:t>
       </w:r>
-      <w:bookmarkEnd w:id="25"/>
       <w:bookmarkEnd w:id="26"/>
       <w:bookmarkEnd w:id="27"/>
+      <w:bookmarkEnd w:id="28"/>
     </w:p>
     <w:tbl>
       <w:tblPr>
@@ -4877,9 +4863,9 @@
       <w:r>
         <w:br w:type="page"/>
       </w:r>
-      <w:bookmarkStart w:id="28" w:name="_Toc237524418"/>
-      <w:bookmarkStart w:id="29" w:name="_Toc237524443"/>
-      <w:bookmarkStart w:id="30" w:name="_Toc237526088"/>
+      <w:bookmarkStart w:id="29" w:name="_Toc237524418"/>
+      <w:bookmarkStart w:id="30" w:name="_Toc237524443"/>
+      <w:bookmarkStart w:id="31" w:name="_Toc237526088"/>
       <w:r>
         <w:rPr>
           <w:sz w:val="36"/>
@@ -4889,9 +4875,9 @@
         <w:lastRenderedPageBreak/>
         <w:t>References</w:t>
       </w:r>
-      <w:bookmarkEnd w:id="28"/>
       <w:bookmarkEnd w:id="29"/>
       <w:bookmarkEnd w:id="30"/>
+      <w:bookmarkEnd w:id="31"/>
     </w:p>
     <w:p>
       <w:pPr>
@@ -5130,8 +5116,6 @@
       <w:r>
         <w:t>The modelling images used on the website were generated using ChatGPT (OpenAI, 2026) and were used for educational and design purposes as part of the WEDE5020 project.</w:t>
       </w:r>
-      <w:bookmarkStart w:id="31" w:name="_GoBack"/>
-      <w:bookmarkEnd w:id="31"/>
     </w:p>
     <w:p>
       <w:pPr>
@@ -5239,25 +5223,7 @@
             <w:sz w:val="28"/>
             <w:szCs w:val="28"/>
           </w:rPr>
-          <w:t>https://www.figma.com/make/KEOX9oFqAeN1BQ51RIdYlO/Low-Fidelity-Wireframes?t=o</w:t>
-        </w:r>
-        <w:r>
-          <w:rPr>
-            <w:rStyle w:val="Hyperlink"/>
-            <w:rFonts w:ascii="Times New Roman" w:hAnsi="Times New Roman" w:cs="Times New Roman"/>
-            <w:sz w:val="28"/>
-            <w:szCs w:val="28"/>
-          </w:rPr>
-          <w:t>d</w:t>
-        </w:r>
-        <w:r>
-          <w:rPr>
-            <w:rStyle w:val="Hyperlink"/>
-            <w:rFonts w:ascii="Times New Roman" w:hAnsi="Times New Roman" w:cs="Times New Roman"/>
-            <w:sz w:val="28"/>
-            <w:szCs w:val="28"/>
-          </w:rPr>
-          <w:t>Zgg1KfRytlAaaQ-1</w:t>
+          <w:t>https://www.figma.com/make/KEOX9oFqAeN1BQ51RIdYlO/Low-Fidelity-Wireframes?t=odZgg1KfRytlAaaQ-1</w:t>
         </w:r>
       </w:hyperlink>
     </w:p>
@@ -6057,6 +6023,119 @@
     </w:lvl>
   </w:abstractNum>
   <w:abstractNum w:abstractNumId="5" w15:restartNumberingAfterBreak="0">
+    <w:nsid w:val="1E8F04AF"/>
+    <w:multiLevelType w:val="hybridMultilevel"/>
+    <w:tmpl w:val="B16649F0"/>
+    <w:lvl w:ilvl="0" w:tplc="04090001">
+      <w:start w:val="1"/>
+      <w:numFmt w:val="bullet"/>
+      <w:lvlText w:val=""/>
+      <w:lvlJc w:val="left"/>
+      <w:pPr>
+        <w:ind w:left="720" w:hanging="360"/>
+      </w:pPr>
+      <w:rPr>
+        <w:rFonts w:ascii="Symbol" w:hAnsi="Symbol" w:hint="default"/>
+      </w:rPr>
+    </w:lvl>
+    <w:lvl w:ilvl="1" w:tplc="04090003" w:tentative="1">
+      <w:start w:val="1"/>
+      <w:numFmt w:val="bullet"/>
+      <w:lvlText w:val="o"/>
+      <w:lvlJc w:val="left"/>
+      <w:pPr>
+        <w:ind w:left="1440" w:hanging="360"/>
+      </w:pPr>
+      <w:rPr>
+        <w:rFonts w:ascii="Courier New" w:hAnsi="Courier New" w:cs="Courier New" w:hint="default"/>
+      </w:rPr>
+    </w:lvl>
+    <w:lvl w:ilvl="2" w:tplc="04090005" w:tentative="1">
+      <w:start w:val="1"/>
+      <w:numFmt w:val="bullet"/>
+      <w:lvlText w:val=""/>
+      <w:lvlJc w:val="left"/>
+      <w:pPr>
+        <w:ind w:left="2160" w:hanging="360"/>
+      </w:pPr>
+      <w:rPr>
+        <w:rFonts w:ascii="Wingdings" w:hAnsi="Wingdings" w:hint="default"/>
+      </w:rPr>
+    </w:lvl>
+    <w:lvl w:ilvl="3" w:tplc="04090001" w:tentative="1">
+      <w:start w:val="1"/>
+      <w:numFmt w:val="bullet"/>
+      <w:lvlText w:val=""/>
+      <w:lvlJc w:val="left"/>
+      <w:pPr>
+        <w:ind w:left="2880" w:hanging="360"/>
+      </w:pPr>
+      <w:rPr>
+        <w:rFonts w:ascii="Symbol" w:hAnsi="Symbol" w:hint="default"/>
+      </w:rPr>
+    </w:lvl>
+    <w:lvl w:ilvl="4" w:tplc="04090003" w:tentative="1">
+      <w:start w:val="1"/>
+      <w:numFmt w:val="bullet"/>
+      <w:lvlText w:val="o"/>
+      <w:lvlJc w:val="left"/>
+      <w:pPr>
+        <w:ind w:left="3600" w:hanging="360"/>
+      </w:pPr>
+      <w:rPr>
+        <w:rFonts w:ascii="Courier New" w:hAnsi="Courier New" w:cs="Courier New" w:hint="default"/>
+      </w:rPr>
+    </w:lvl>
+    <w:lvl w:ilvl="5" w:tplc="04090005" w:tentative="1">
+      <w:start w:val="1"/>
+      <w:numFmt w:val="bullet"/>
+      <w:lvlText w:val=""/>
+      <w:lvlJc w:val="left"/>
+      <w:pPr>
+        <w:ind w:left="4320" w:hanging="360"/>
+      </w:pPr>
+      <w:rPr>
+        <w:rFonts w:ascii="Wingdings" w:hAnsi="Wingdings" w:hint="default"/>
+      </w:rPr>
+    </w:lvl>
+    <w:lvl w:ilvl="6" w:tplc="04090001" w:tentative="1">
+      <w:start w:val="1"/>
+      <w:numFmt w:val="bullet"/>
+      <w:lvlText w:val=""/>
+      <w:lvlJc w:val="left"/>
+      <w:pPr>
+        <w:ind w:left="5040" w:hanging="360"/>
+      </w:pPr>
+      <w:rPr>
+        <w:rFonts w:ascii="Symbol" w:hAnsi="Symbol" w:hint="default"/>
+      </w:rPr>
+    </w:lvl>
+    <w:lvl w:ilvl="7" w:tplc="04090003" w:tentative="1">
+      <w:start w:val="1"/>
+      <w:numFmt w:val="bullet"/>
+      <w:lvlText w:val="o"/>
+      <w:lvlJc w:val="left"/>
+      <w:pPr>
+        <w:ind w:left="5760" w:hanging="360"/>
+      </w:pPr>
+      <w:rPr>
+        <w:rFonts w:ascii="Courier New" w:hAnsi="Courier New" w:cs="Courier New" w:hint="default"/>
+      </w:rPr>
+    </w:lvl>
+    <w:lvl w:ilvl="8" w:tplc="04090005" w:tentative="1">
+      <w:start w:val="1"/>
+      <w:numFmt w:val="bullet"/>
+      <w:lvlText w:val=""/>
+      <w:lvlJc w:val="left"/>
+      <w:pPr>
+        <w:ind w:left="6480" w:hanging="360"/>
+      </w:pPr>
+      <w:rPr>
+        <w:rFonts w:ascii="Wingdings" w:hAnsi="Wingdings" w:hint="default"/>
+      </w:rPr>
+    </w:lvl>
+  </w:abstractNum>
+  <w:abstractNum w:abstractNumId="6" w15:restartNumberingAfterBreak="0">
     <w:nsid w:val="1ECC3BED"/>
     <w:multiLevelType w:val="multilevel"/>
     <w:tmpl w:val="44062ECC"/>
@@ -6205,7 +6284,7 @@
       </w:rPr>
     </w:lvl>
   </w:abstractNum>
-  <w:abstractNum w:abstractNumId="6" w15:restartNumberingAfterBreak="0">
+  <w:abstractNum w:abstractNumId="7" w15:restartNumberingAfterBreak="0">
     <w:nsid w:val="24273562"/>
     <w:multiLevelType w:val="multilevel"/>
     <w:tmpl w:val="A5CAB278"/>
@@ -6354,7 +6433,7 @@
       </w:rPr>
     </w:lvl>
   </w:abstractNum>
-  <w:abstractNum w:abstractNumId="7" w15:restartNumberingAfterBreak="0">
+  <w:abstractNum w:abstractNumId="8" w15:restartNumberingAfterBreak="0">
     <w:nsid w:val="26F53939"/>
     <w:multiLevelType w:val="multilevel"/>
     <w:tmpl w:val="D8605CFC"/>
@@ -6503,7 +6582,7 @@
       </w:rPr>
     </w:lvl>
   </w:abstractNum>
-  <w:abstractNum w:abstractNumId="8" w15:restartNumberingAfterBreak="0">
+  <w:abstractNum w:abstractNumId="9" w15:restartNumberingAfterBreak="0">
     <w:nsid w:val="27632822"/>
     <w:multiLevelType w:val="hybridMultilevel"/>
     <w:tmpl w:val="C6703C1C"/>
@@ -6616,7 +6695,7 @@
       </w:rPr>
     </w:lvl>
   </w:abstractNum>
-  <w:abstractNum w:abstractNumId="9" w15:restartNumberingAfterBreak="0">
+  <w:abstractNum w:abstractNumId="10" w15:restartNumberingAfterBreak="0">
     <w:nsid w:val="2B8A0078"/>
     <w:multiLevelType w:val="multilevel"/>
     <w:tmpl w:val="631EF9CA"/>
@@ -6765,7 +6844,7 @@
       </w:rPr>
     </w:lvl>
   </w:abstractNum>
-  <w:abstractNum w:abstractNumId="10" w15:restartNumberingAfterBreak="0">
+  <w:abstractNum w:abstractNumId="11" w15:restartNumberingAfterBreak="0">
     <w:nsid w:val="3652318D"/>
     <w:multiLevelType w:val="multilevel"/>
     <w:tmpl w:val="7B803DC8"/>
@@ -6914,7 +6993,7 @@
       </w:rPr>
     </w:lvl>
   </w:abstractNum>
-  <w:abstractNum w:abstractNumId="11" w15:restartNumberingAfterBreak="0">
+  <w:abstractNum w:abstractNumId="12" w15:restartNumberingAfterBreak="0">
     <w:nsid w:val="390415D8"/>
     <w:multiLevelType w:val="multilevel"/>
     <w:tmpl w:val="67DAB1B4"/>
@@ -7063,7 +7142,7 @@
       </w:rPr>
     </w:lvl>
   </w:abstractNum>
-  <w:abstractNum w:abstractNumId="12" w15:restartNumberingAfterBreak="0">
+  <w:abstractNum w:abstractNumId="13" w15:restartNumberingAfterBreak="0">
     <w:nsid w:val="3C3172BB"/>
     <w:multiLevelType w:val="multilevel"/>
     <w:tmpl w:val="A5CAB278"/>
@@ -7212,7 +7291,7 @@
       </w:rPr>
     </w:lvl>
   </w:abstractNum>
-  <w:abstractNum w:abstractNumId="13" w15:restartNumberingAfterBreak="0">
+  <w:abstractNum w:abstractNumId="14" w15:restartNumberingAfterBreak="0">
     <w:nsid w:val="48716B76"/>
     <w:multiLevelType w:val="multilevel"/>
     <w:tmpl w:val="9A08A5B0"/>
@@ -7361,7 +7440,7 @@
       </w:rPr>
     </w:lvl>
   </w:abstractNum>
-  <w:abstractNum w:abstractNumId="14" w15:restartNumberingAfterBreak="0">
+  <w:abstractNum w:abstractNumId="15" w15:restartNumberingAfterBreak="0">
     <w:nsid w:val="4942272D"/>
     <w:multiLevelType w:val="hybridMultilevel"/>
     <w:tmpl w:val="4CC44A76"/>
@@ -7474,7 +7553,7 @@
       </w:rPr>
     </w:lvl>
   </w:abstractNum>
-  <w:abstractNum w:abstractNumId="15" w15:restartNumberingAfterBreak="0">
+  <w:abstractNum w:abstractNumId="16" w15:restartNumberingAfterBreak="0">
     <w:nsid w:val="50D37D64"/>
     <w:multiLevelType w:val="multilevel"/>
     <w:tmpl w:val="FD0EAE00"/>
@@ -7623,7 +7702,7 @@
       </w:rPr>
     </w:lvl>
   </w:abstractNum>
-  <w:abstractNum w:abstractNumId="16" w15:restartNumberingAfterBreak="0">
+  <w:abstractNum w:abstractNumId="17" w15:restartNumberingAfterBreak="0">
     <w:nsid w:val="52F67DF2"/>
     <w:multiLevelType w:val="multilevel"/>
     <w:tmpl w:val="E9A2971E"/>
@@ -7772,7 +7851,7 @@
       </w:rPr>
     </w:lvl>
   </w:abstractNum>
-  <w:abstractNum w:abstractNumId="17" w15:restartNumberingAfterBreak="0">
+  <w:abstractNum w:abstractNumId="18" w15:restartNumberingAfterBreak="0">
     <w:nsid w:val="54D70BDF"/>
     <w:multiLevelType w:val="multilevel"/>
     <w:tmpl w:val="1F240156"/>
@@ -7921,7 +8000,7 @@
       </w:rPr>
     </w:lvl>
   </w:abstractNum>
-  <w:abstractNum w:abstractNumId="18" w15:restartNumberingAfterBreak="0">
+  <w:abstractNum w:abstractNumId="19" w15:restartNumberingAfterBreak="0">
     <w:nsid w:val="55777158"/>
     <w:multiLevelType w:val="multilevel"/>
     <w:tmpl w:val="FD0EAE00"/>
@@ -8070,7 +8149,7 @@
       </w:rPr>
     </w:lvl>
   </w:abstractNum>
-  <w:abstractNum w:abstractNumId="19" w15:restartNumberingAfterBreak="0">
+  <w:abstractNum w:abstractNumId="20" w15:restartNumberingAfterBreak="0">
     <w:nsid w:val="5B260772"/>
     <w:multiLevelType w:val="multilevel"/>
     <w:tmpl w:val="22964F3A"/>
@@ -8219,7 +8298,7 @@
       </w:rPr>
     </w:lvl>
   </w:abstractNum>
-  <w:abstractNum w:abstractNumId="20" w15:restartNumberingAfterBreak="0">
+  <w:abstractNum w:abstractNumId="21" w15:restartNumberingAfterBreak="0">
     <w:nsid w:val="5D7F1701"/>
     <w:multiLevelType w:val="multilevel"/>
     <w:tmpl w:val="FD0EAE00"/>
@@ -8368,7 +8447,7 @@
       </w:rPr>
     </w:lvl>
   </w:abstractNum>
-  <w:abstractNum w:abstractNumId="21" w15:restartNumberingAfterBreak="0">
+  <w:abstractNum w:abstractNumId="22" w15:restartNumberingAfterBreak="0">
     <w:nsid w:val="5E263333"/>
     <w:multiLevelType w:val="multilevel"/>
     <w:tmpl w:val="F3E2AE36"/>
@@ -8517,7 +8596,7 @@
       </w:rPr>
     </w:lvl>
   </w:abstractNum>
-  <w:abstractNum w:abstractNumId="22" w15:restartNumberingAfterBreak="0">
+  <w:abstractNum w:abstractNumId="23" w15:restartNumberingAfterBreak="0">
     <w:nsid w:val="6A797677"/>
     <w:multiLevelType w:val="multilevel"/>
     <w:tmpl w:val="147898FA"/>
@@ -8666,7 +8745,7 @@
       </w:rPr>
     </w:lvl>
   </w:abstractNum>
-  <w:abstractNum w:abstractNumId="23" w15:restartNumberingAfterBreak="0">
+  <w:abstractNum w:abstractNumId="24" w15:restartNumberingAfterBreak="0">
     <w:nsid w:val="6CFF53A9"/>
     <w:multiLevelType w:val="multilevel"/>
     <w:tmpl w:val="FD0EAE00"/>
@@ -8815,7 +8894,7 @@
       </w:rPr>
     </w:lvl>
   </w:abstractNum>
-  <w:abstractNum w:abstractNumId="24" w15:restartNumberingAfterBreak="0">
+  <w:abstractNum w:abstractNumId="25" w15:restartNumberingAfterBreak="0">
     <w:nsid w:val="75342CC2"/>
     <w:multiLevelType w:val="hybridMultilevel"/>
     <w:tmpl w:val="B33EEFFA"/>
@@ -8928,7 +9007,7 @@
       </w:rPr>
     </w:lvl>
   </w:abstractNum>
-  <w:abstractNum w:abstractNumId="25" w15:restartNumberingAfterBreak="0">
+  <w:abstractNum w:abstractNumId="26" w15:restartNumberingAfterBreak="0">
     <w:nsid w:val="75C30C1B"/>
     <w:multiLevelType w:val="multilevel"/>
     <w:tmpl w:val="22964F3A"/>
@@ -9077,7 +9156,7 @@
       </w:rPr>
     </w:lvl>
   </w:abstractNum>
-  <w:abstractNum w:abstractNumId="26" w15:restartNumberingAfterBreak="0">
+  <w:abstractNum w:abstractNumId="27" w15:restartNumberingAfterBreak="0">
     <w:nsid w:val="79272503"/>
     <w:multiLevelType w:val="hybridMultilevel"/>
     <w:tmpl w:val="5A46AB60"/>
@@ -9166,7 +9245,7 @@
       </w:pPr>
     </w:lvl>
   </w:abstractNum>
-  <w:abstractNum w:abstractNumId="27" w15:restartNumberingAfterBreak="0">
+  <w:abstractNum w:abstractNumId="28" w15:restartNumberingAfterBreak="0">
     <w:nsid w:val="7FF10882"/>
     <w:multiLevelType w:val="multilevel"/>
     <w:tmpl w:val="FD0EAE00"/>
@@ -9316,88 +9395,91 @@
     </w:lvl>
   </w:abstractNum>
   <w:num w:numId="1">
+    <w:abstractNumId w:val="11"/>
+  </w:num>
+  <w:num w:numId="2">
+    <w:abstractNumId w:val="26"/>
+  </w:num>
+  <w:num w:numId="3">
     <w:abstractNumId w:val="10"/>
   </w:num>
-  <w:num w:numId="2">
-    <w:abstractNumId w:val="25"/>
-  </w:num>
-  <w:num w:numId="3">
-    <w:abstractNumId w:val="9"/>
-  </w:num>
   <w:num w:numId="4">
-    <w:abstractNumId w:val="5"/>
+    <w:abstractNumId w:val="6"/>
   </w:num>
   <w:num w:numId="5">
-    <w:abstractNumId w:val="11"/>
+    <w:abstractNumId w:val="12"/>
   </w:num>
   <w:num w:numId="6">
     <w:abstractNumId w:val="0"/>
   </w:num>
   <w:num w:numId="7">
+    <w:abstractNumId w:val="19"/>
+  </w:num>
+  <w:num w:numId="8">
+    <w:abstractNumId w:val="23"/>
+  </w:num>
+  <w:num w:numId="9">
+    <w:abstractNumId w:val="8"/>
+  </w:num>
+  <w:num w:numId="10">
     <w:abstractNumId w:val="18"/>
   </w:num>
-  <w:num w:numId="8">
-    <w:abstractNumId w:val="22"/>
-  </w:num>
-  <w:num w:numId="9">
-    <w:abstractNumId w:val="7"/>
-  </w:num>
-  <w:num w:numId="10">
+  <w:num w:numId="11">
     <w:abstractNumId w:val="17"/>
   </w:num>
-  <w:num w:numId="11">
-    <w:abstractNumId w:val="16"/>
-  </w:num>
   <w:num w:numId="12">
-    <w:abstractNumId w:val="26"/>
+    <w:abstractNumId w:val="27"/>
   </w:num>
   <w:num w:numId="13">
-    <w:abstractNumId w:val="19"/>
+    <w:abstractNumId w:val="20"/>
   </w:num>
   <w:num w:numId="14">
     <w:abstractNumId w:val="2"/>
   </w:num>
   <w:num w:numId="15">
-    <w:abstractNumId w:val="6"/>
+    <w:abstractNumId w:val="7"/>
   </w:num>
   <w:num w:numId="16">
-    <w:abstractNumId w:val="12"/>
+    <w:abstractNumId w:val="13"/>
   </w:num>
   <w:num w:numId="17">
-    <w:abstractNumId w:val="27"/>
+    <w:abstractNumId w:val="28"/>
   </w:num>
   <w:num w:numId="18">
     <w:abstractNumId w:val="1"/>
   </w:num>
   <w:num w:numId="19">
-    <w:abstractNumId w:val="20"/>
+    <w:abstractNumId w:val="21"/>
   </w:num>
   <w:num w:numId="20">
     <w:abstractNumId w:val="4"/>
   </w:num>
   <w:num w:numId="21">
-    <w:abstractNumId w:val="15"/>
+    <w:abstractNumId w:val="16"/>
   </w:num>
   <w:num w:numId="22">
-    <w:abstractNumId w:val="23"/>
+    <w:abstractNumId w:val="24"/>
   </w:num>
   <w:num w:numId="23">
-    <w:abstractNumId w:val="8"/>
+    <w:abstractNumId w:val="9"/>
   </w:num>
   <w:num w:numId="24">
-    <w:abstractNumId w:val="24"/>
+    <w:abstractNumId w:val="25"/>
   </w:num>
   <w:num w:numId="25">
     <w:abstractNumId w:val="3"/>
   </w:num>
   <w:num w:numId="26">
-    <w:abstractNumId w:val="21"/>
+    <w:abstractNumId w:val="22"/>
   </w:num>
   <w:num w:numId="27">
-    <w:abstractNumId w:val="13"/>
+    <w:abstractNumId w:val="14"/>
   </w:num>
   <w:num w:numId="28">
-    <w:abstractNumId w:val="14"/>
+    <w:abstractNumId w:val="15"/>
+  </w:num>
+  <w:num w:numId="29">
+    <w:abstractNumId w:val="5"/>
   </w:num>
 </w:numbering>
 </file>
@@ -10484,7 +10566,7 @@
 </file>
 
 <file path=customXml/itemProps2.xml><?xml version="1.0" encoding="utf-8"?>
-<ds:datastoreItem xmlns:ds="http://schemas.openxmlformats.org/officeDocument/2006/customXml" ds:itemID="{BCB95A04-57E0-489F-B3FB-48771524AC36}">
+<ds:datastoreItem xmlns:ds="http://schemas.openxmlformats.org/officeDocument/2006/customXml" ds:itemID="{D9DEF423-6E85-48A5-B411-5F2159177E6F}">
   <ds:schemaRefs>
     <ds:schemaRef ds:uri="http://schemas.openxmlformats.org/officeDocument/2006/bibliography"/>
   </ds:schemaRefs>
